--- a/skills/yao-crux-skill/reports/github-examples/example-ecommerce-inventory-cashflow.docx
+++ b/skills/yao-crux-skill/reports/github-examples/example-ecommerce-inventory-cashflow.docx
@@ -1105,6 +1105,113 @@
         <w:pStyle w:val="Heading2"/>
       </w:pPr>
       <w:r>
+        <w:t>先用三问判断是不是主要矛盾</w:t>
+      </w:r>
+    </w:p>
+    <w:tbl>
+      <w:tblPr>
+        <w:tblStyle w:val="TableGrid"/>
+        <w:tblW w:type="auto" w:w="0"/>
+        <w:tblLook w:firstColumn="1" w:firstRow="1" w:lastColumn="0" w:lastRow="0" w:noHBand="0" w:noVBand="1" w:val="04A0"/>
+      </w:tblPr>
+      <w:tblGrid>
+        <w:gridCol w:w="4320"/>
+        <w:gridCol w:w="4320"/>
+      </w:tblGrid>
+      <w:tr>
+        <w:tc>
+          <w:tcPr>
+            <w:tcW w:type="dxa" w:w="4320"/>
+          </w:tcPr>
+          <w:p>
+            <w:r>
+              <w:t>判断</w:t>
+            </w:r>
+          </w:p>
+        </w:tc>
+        <w:tc>
+          <w:tcPr>
+            <w:tcW w:type="dxa" w:w="4320"/>
+          </w:tcPr>
+          <w:p>
+            <w:r>
+              <w:t>结论</w:t>
+            </w:r>
+          </w:p>
+        </w:tc>
+      </w:tr>
+      <w:tr>
+        <w:tc>
+          <w:tcPr>
+            <w:tcW w:type="dxa" w:w="4320"/>
+          </w:tcPr>
+          <w:p>
+            <w:r>
+              <w:t>决定性</w:t>
+            </w:r>
+          </w:p>
+        </w:tc>
+        <w:tc>
+          <w:tcPr>
+            <w:tcW w:type="dxa" w:w="4320"/>
+          </w:tcPr>
+          <w:p>
+            <w:r>
+              <w:t>决定性：库存现金周转不稳，GMV增长越快越可能占用现金并制造断货与积压。</w:t>
+            </w:r>
+          </w:p>
+        </w:tc>
+      </w:tr>
+      <w:tr>
+        <w:tc>
+          <w:tcPr>
+            <w:tcW w:type="dxa" w:w="4320"/>
+          </w:tcPr>
+          <w:p>
+            <w:r>
+              <w:t>牵引性</w:t>
+            </w:r>
+          </w:p>
+        </w:tc>
+        <w:tc>
+          <w:tcPr>
+            <w:tcW w:type="dxa" w:w="4320"/>
+          </w:tcPr>
+          <w:p>
+            <w:r>
+              <w:t>牵引性：SKU分层和现金周转规则建立后，补货、投放、清仓和财务取舍会同时变清楚。</w:t>
+            </w:r>
+          </w:p>
+        </w:tc>
+      </w:tr>
+      <w:tr>
+        <w:tc>
+          <w:tcPr>
+            <w:tcW w:type="dxa" w:w="4320"/>
+          </w:tcPr>
+          <w:p>
+            <w:r>
+              <w:t>阶段性</w:t>
+            </w:r>
+          </w:p>
+        </w:tc>
+        <w:tc>
+          <w:tcPr>
+            <w:tcW w:type="dxa" w:w="4320"/>
+          </w:tcPr>
+          <w:p>
+            <w:r>
+              <w:t>阶段性：当前60天的核心不是继续追GMV，而是把增长控制在现金和库存纪律内。</w:t>
+            </w:r>
+          </w:p>
+        </w:tc>
+      </w:tr>
+    </w:tbl>
+    <w:p>
+      <w:pPr>
+        <w:pStyle w:val="Heading2"/>
+      </w:pPr>
+      <w:r>
         <w:t>看得见的问题</w:t>
       </w:r>
     </w:p>
@@ -1190,6 +1297,113 @@
         <w:t>如果只继续加投放，可能放大断货和现金压力；如果只清库存，可能牺牲热销增长。当前要先建立SKU分层和现金周转规则，让采购和投放都围绕同一套经营约束行动。</w:t>
       </w:r>
     </w:p>
+    <w:p>
+      <w:pPr>
+        <w:pStyle w:val="Heading2"/>
+      </w:pPr>
+      <w:r>
+        <w:t>内因、外因和可改变路径</w:t>
+      </w:r>
+    </w:p>
+    <w:tbl>
+      <w:tblPr>
+        <w:tblStyle w:val="TableGrid"/>
+        <w:tblW w:type="auto" w:w="0"/>
+        <w:tblLook w:firstColumn="1" w:firstRow="1" w:lastColumn="0" w:lastRow="0" w:noHBand="0" w:noVBand="1" w:val="04A0"/>
+      </w:tblPr>
+      <w:tblGrid>
+        <w:gridCol w:w="4320"/>
+        <w:gridCol w:w="4320"/>
+      </w:tblGrid>
+      <w:tr>
+        <w:tc>
+          <w:tcPr>
+            <w:tcW w:type="dxa" w:w="4320"/>
+          </w:tcPr>
+          <w:p>
+            <w:r>
+              <w:t>层级</w:t>
+            </w:r>
+          </w:p>
+        </w:tc>
+        <w:tc>
+          <w:tcPr>
+            <w:tcW w:type="dxa" w:w="4320"/>
+          </w:tcPr>
+          <w:p>
+            <w:r>
+              <w:t>内容</w:t>
+            </w:r>
+          </w:p>
+        </w:tc>
+      </w:tr>
+      <w:tr>
+        <w:tc>
+          <w:tcPr>
+            <w:tcW w:type="dxa" w:w="4320"/>
+          </w:tcPr>
+          <w:p>
+            <w:r>
+              <w:t>内部可改变结构</w:t>
+            </w:r>
+          </w:p>
+        </w:tc>
+        <w:tc>
+          <w:tcPr>
+            <w:tcW w:type="dxa" w:w="4320"/>
+          </w:tcPr>
+          <w:p>
+            <w:r>
+              <w:t>SKU分层、补货纪律和停止补货清单；投放预算与可售库存、安全库存和毛利联动；低动销库存的渠道分流和现金回收节奏</w:t>
+            </w:r>
+          </w:p>
+        </w:tc>
+      </w:tr>
+      <w:tr>
+        <w:tc>
+          <w:tcPr>
+            <w:tcW w:type="dxa" w:w="4320"/>
+          </w:tcPr>
+          <w:p>
+            <w:r>
+              <w:t>外部硬条件</w:t>
+            </w:r>
+          </w:p>
+        </w:tc>
+        <w:tc>
+          <w:tcPr>
+            <w:tcW w:type="dxa" w:w="4320"/>
+          </w:tcPr>
+          <w:p>
+            <w:r>
+              <w:t>供应链补货周期约21到35天；平台流量窗口短，断货会浪费投放；价格体系和品牌形象限制一刀切清仓</w:t>
+            </w:r>
+          </w:p>
+        </w:tc>
+      </w:tr>
+      <w:tr>
+        <w:tc>
+          <w:tcPr>
+            <w:tcW w:type="dxa" w:w="4320"/>
+          </w:tcPr>
+          <w:p>
+            <w:r>
+              <w:t>外因如何通过内因起作用</w:t>
+            </w:r>
+          </w:p>
+        </w:tc>
+        <w:tc>
+          <w:tcPr>
+            <w:tcW w:type="dxa" w:w="4320"/>
+          </w:tcPr>
+          <w:p>
+            <w:r>
+              <w:t>供应链周期和平台流量窗口会通过SKU分层、补货纪律和投放联动影响现金结果；内部经营规则越粗，外部波动越容易放大成现金压力。</w:t>
+            </w:r>
+          </w:p>
+        </w:tc>
+      </w:tr>
+    </w:tbl>
     <w:p>
       <w:pPr>
         <w:pStyle w:val="Heading2"/>
@@ -1747,9 +1961,106 @@
     </w:p>
     <w:p>
       <w:r>
-        <w:t>把资源从无差别补货和单纯追GMV，转向A类SKU保障、低动销处理和现金周转看板。</w:t>
+        <w:t>采用激进倾斜：把65%的经营注意力放到SKU分层、A类保障、低动销处理和现金周转，压缩无差别补货与单纯追GMV。</w:t>
       </w:r>
     </w:p>
+    <w:tbl>
+      <w:tblPr>
+        <w:tblStyle w:val="TableGrid"/>
+        <w:tblW w:type="auto" w:w="0"/>
+        <w:tblLook w:firstColumn="1" w:firstRow="1" w:lastColumn="0" w:lastRow="0" w:noHBand="0" w:noVBand="1" w:val="04A0"/>
+      </w:tblPr>
+      <w:tblGrid>
+        <w:gridCol w:w="2160"/>
+        <w:gridCol w:w="2160"/>
+        <w:gridCol w:w="2160"/>
+        <w:gridCol w:w="2160"/>
+      </w:tblGrid>
+      <w:tr>
+        <w:tc>
+          <w:tcPr>
+            <w:tcW w:type="dxa" w:w="2160"/>
+          </w:tcPr>
+          <w:p>
+            <w:r>
+              <w:t>倾斜强度</w:t>
+            </w:r>
+          </w:p>
+        </w:tc>
+        <w:tc>
+          <w:tcPr>
+            <w:tcW w:type="dxa" w:w="2160"/>
+          </w:tcPr>
+          <w:p>
+            <w:r>
+              <w:t>主攻主要矛盾</w:t>
+            </w:r>
+          </w:p>
+        </w:tc>
+        <w:tc>
+          <w:tcPr>
+            <w:tcW w:type="dxa" w:w="2160"/>
+          </w:tcPr>
+          <w:p>
+            <w:r>
+              <w:t>压缩次要矛盾</w:t>
+            </w:r>
+          </w:p>
+        </w:tc>
+        <w:tc>
+          <w:tcPr>
+            <w:tcW w:type="dxa" w:w="2160"/>
+          </w:tcPr>
+          <w:p>
+            <w:r>
+              <w:t>证据与监控</w:t>
+            </w:r>
+          </w:p>
+        </w:tc>
+      </w:tr>
+      <w:tr>
+        <w:tc>
+          <w:tcPr>
+            <w:tcW w:type="dxa" w:w="2160"/>
+          </w:tcPr>
+          <w:p>
+            <w:r>
+              <w:t>激进倾斜</w:t>
+            </w:r>
+          </w:p>
+        </w:tc>
+        <w:tc>
+          <w:tcPr>
+            <w:tcW w:type="dxa" w:w="2160"/>
+          </w:tcPr>
+          <w:p>
+            <w:r>
+              <w:t>65%</w:t>
+            </w:r>
+          </w:p>
+        </w:tc>
+        <w:tc>
+          <w:tcPr>
+            <w:tcW w:type="dxa" w:w="2160"/>
+          </w:tcPr>
+          <w:p>
+            <w:r>
+              <w:t>20%</w:t>
+            </w:r>
+          </w:p>
+        </w:tc>
+        <w:tc>
+          <w:tcPr>
+            <w:tcW w:type="dxa" w:w="2160"/>
+          </w:tcPr>
+          <w:p>
+            <w:r>
+              <w:t>15%</w:t>
+            </w:r>
+          </w:p>
+        </w:tc>
+      </w:tr>
+    </w:tbl>
     <w:tbl>
       <w:tblPr>
         <w:tblStyle w:val="TableGrid"/>
@@ -1831,7 +2142,7 @@
           </w:tcPr>
           <w:p>
             <w:r>
-              <w:t>10%</w:t>
+              <w:t>5%</w:t>
             </w:r>
           </w:p>
         </w:tc>
@@ -1841,7 +2152,7 @@
           </w:tcPr>
           <w:p>
             <w:r>
-              <w:t>-25%</w:t>
+              <w:t>-30%</w:t>
             </w:r>
           </w:p>
         </w:tc>
@@ -1873,7 +2184,7 @@
           </w:tcPr>
           <w:p>
             <w:r>
-              <w:t>18%</w:t>
+              <w:t>10%</w:t>
             </w:r>
           </w:p>
         </w:tc>
@@ -1883,7 +2194,7 @@
           </w:tcPr>
           <w:p>
             <w:r>
-              <w:t>-12%</w:t>
+              <w:t>-20%</w:t>
             </w:r>
           </w:p>
         </w:tc>
@@ -1915,7 +2226,7 @@
           </w:tcPr>
           <w:p>
             <w:r>
-              <w:t>32%</w:t>
+              <w:t>35%</w:t>
             </w:r>
           </w:p>
         </w:tc>
@@ -1925,7 +2236,7 @@
           </w:tcPr>
           <w:p>
             <w:r>
-              <w:t>+17%</w:t>
+              <w:t>+20%</w:t>
             </w:r>
           </w:p>
         </w:tc>
@@ -1957,7 +2268,7 @@
           </w:tcPr>
           <w:p>
             <w:r>
-              <w:t>25%</w:t>
+              <w:t>30%</w:t>
             </w:r>
           </w:p>
         </w:tc>
@@ -1967,7 +2278,7 @@
           </w:tcPr>
           <w:p>
             <w:r>
-              <w:t>+15%</w:t>
+              <w:t>+20%</w:t>
             </w:r>
           </w:p>
         </w:tc>
@@ -1999,7 +2310,7 @@
           </w:tcPr>
           <w:p>
             <w:r>
-              <w:t>15%</w:t>
+              <w:t>20%</w:t>
             </w:r>
           </w:p>
         </w:tc>
@@ -2009,7 +2320,7 @@
           </w:tcPr>
           <w:p>
             <w:r>
-              <w:t>+5%</w:t>
+              <w:t>+10%</w:t>
             </w:r>
           </w:p>
         </w:tc>
@@ -2030,18 +2341,19 @@
         <w:tblLook w:firstColumn="1" w:firstRow="1" w:lastColumn="0" w:lastRow="0" w:noHBand="0" w:noVBand="1" w:val="04A0"/>
       </w:tblPr>
       <w:tblGrid>
-        <w:gridCol w:w="1234"/>
-        <w:gridCol w:w="1234"/>
-        <w:gridCol w:w="1234"/>
-        <w:gridCol w:w="1234"/>
-        <w:gridCol w:w="1234"/>
-        <w:gridCol w:w="1234"/>
-        <w:gridCol w:w="1234"/>
+        <w:gridCol w:w="1080"/>
+        <w:gridCol w:w="1080"/>
+        <w:gridCol w:w="1080"/>
+        <w:gridCol w:w="1080"/>
+        <w:gridCol w:w="1080"/>
+        <w:gridCol w:w="1080"/>
+        <w:gridCol w:w="1080"/>
+        <w:gridCol w:w="1080"/>
       </w:tblGrid>
       <w:tr>
         <w:tc>
           <w:tcPr>
-            <w:tcW w:type="dxa" w:w="1234"/>
+            <w:tcW w:type="dxa" w:w="1080"/>
           </w:tcPr>
           <w:p>
             <w:r>
@@ -2051,7 +2363,17 @@
         </w:tc>
         <w:tc>
           <w:tcPr>
-            <w:tcW w:type="dxa" w:w="1234"/>
+            <w:tcW w:type="dxa" w:w="1080"/>
+          </w:tcPr>
+          <w:p>
+            <w:r>
+              <w:t>改变主要方面</w:t>
+            </w:r>
+          </w:p>
+        </w:tc>
+        <w:tc>
+          <w:tcPr>
+            <w:tcW w:type="dxa" w:w="1080"/>
           </w:tcPr>
           <w:p>
             <w:r>
@@ -2061,7 +2383,7 @@
         </w:tc>
         <w:tc>
           <w:tcPr>
-            <w:tcW w:type="dxa" w:w="1234"/>
+            <w:tcW w:type="dxa" w:w="1080"/>
           </w:tcPr>
           <w:p>
             <w:r>
@@ -2071,7 +2393,7 @@
         </w:tc>
         <w:tc>
           <w:tcPr>
-            <w:tcW w:type="dxa" w:w="1234"/>
+            <w:tcW w:type="dxa" w:w="1080"/>
           </w:tcPr>
           <w:p>
             <w:r>
@@ -2081,7 +2403,7 @@
         </w:tc>
         <w:tc>
           <w:tcPr>
-            <w:tcW w:type="dxa" w:w="1234"/>
+            <w:tcW w:type="dxa" w:w="1080"/>
           </w:tcPr>
           <w:p>
             <w:r>
@@ -2091,7 +2413,7 @@
         </w:tc>
         <w:tc>
           <w:tcPr>
-            <w:tcW w:type="dxa" w:w="1234"/>
+            <w:tcW w:type="dxa" w:w="1080"/>
           </w:tcPr>
           <w:p>
             <w:r>
@@ -2101,7 +2423,7 @@
         </w:tc>
         <w:tc>
           <w:tcPr>
-            <w:tcW w:type="dxa" w:w="1234"/>
+            <w:tcW w:type="dxa" w:w="1080"/>
           </w:tcPr>
           <w:p>
             <w:r>
@@ -2113,7 +2435,7 @@
       <w:tr>
         <w:tc>
           <w:tcPr>
-            <w:tcW w:type="dxa" w:w="1234"/>
+            <w:tcW w:type="dxa" w:w="1080"/>
           </w:tcPr>
           <w:p>
             <w:r>
@@ -2123,7 +2445,17 @@
         </w:tc>
         <w:tc>
           <w:tcPr>
-            <w:tcW w:type="dxa" w:w="1234"/>
+            <w:tcW w:type="dxa" w:w="1080"/>
+          </w:tcPr>
+          <w:p>
+            <w:r>
+              <w:t>先把库存现金周转失衡拆到SKU层，削弱无差别补货对局面的支配。</w:t>
+            </w:r>
+          </w:p>
+        </w:tc>
+        <w:tc>
+          <w:tcPr>
+            <w:tcW w:type="dxa" w:w="1080"/>
           </w:tcPr>
           <w:p>
             <w:r>
@@ -2133,7 +2465,7 @@
         </w:tc>
         <w:tc>
           <w:tcPr>
-            <w:tcW w:type="dxa" w:w="1234"/>
+            <w:tcW w:type="dxa" w:w="1080"/>
           </w:tcPr>
           <w:p>
             <w:r>
@@ -2143,7 +2475,7 @@
         </w:tc>
         <w:tc>
           <w:tcPr>
-            <w:tcW w:type="dxa" w:w="1234"/>
+            <w:tcW w:type="dxa" w:w="1080"/>
           </w:tcPr>
           <w:p>
             <w:r>
@@ -2153,7 +2485,7 @@
         </w:tc>
         <w:tc>
           <w:tcPr>
-            <w:tcW w:type="dxa" w:w="1234"/>
+            <w:tcW w:type="dxa" w:w="1080"/>
           </w:tcPr>
           <w:p>
             <w:r>
@@ -2163,7 +2495,7 @@
         </w:tc>
         <w:tc>
           <w:tcPr>
-            <w:tcW w:type="dxa" w:w="1234"/>
+            <w:tcW w:type="dxa" w:w="1080"/>
           </w:tcPr>
           <w:p>
             <w:r>
@@ -2173,7 +2505,7 @@
         </w:tc>
         <w:tc>
           <w:tcPr>
-            <w:tcW w:type="dxa" w:w="1234"/>
+            <w:tcW w:type="dxa" w:w="1080"/>
           </w:tcPr>
           <w:p>
             <w:r>
@@ -2185,7 +2517,7 @@
       <w:tr>
         <w:tc>
           <w:tcPr>
-            <w:tcW w:type="dxa" w:w="1234"/>
+            <w:tcW w:type="dxa" w:w="1080"/>
           </w:tcPr>
           <w:p>
             <w:r>
@@ -2195,7 +2527,17 @@
         </w:tc>
         <w:tc>
           <w:tcPr>
-            <w:tcW w:type="dxa" w:w="1234"/>
+            <w:tcW w:type="dxa" w:w="1080"/>
+          </w:tcPr>
+          <w:p>
+            <w:r>
+              <w:t>把投放和补货绑定到A类库存纪律，增强增长侧对现金周转的约束。</w:t>
+            </w:r>
+          </w:p>
+        </w:tc>
+        <w:tc>
+          <w:tcPr>
+            <w:tcW w:type="dxa" w:w="1080"/>
           </w:tcPr>
           <w:p>
             <w:r>
@@ -2205,7 +2547,7 @@
         </w:tc>
         <w:tc>
           <w:tcPr>
-            <w:tcW w:type="dxa" w:w="1234"/>
+            <w:tcW w:type="dxa" w:w="1080"/>
           </w:tcPr>
           <w:p>
             <w:r>
@@ -2215,7 +2557,7 @@
         </w:tc>
         <w:tc>
           <w:tcPr>
-            <w:tcW w:type="dxa" w:w="1234"/>
+            <w:tcW w:type="dxa" w:w="1080"/>
           </w:tcPr>
           <w:p>
             <w:r>
@@ -2225,7 +2567,7 @@
         </w:tc>
         <w:tc>
           <w:tcPr>
-            <w:tcW w:type="dxa" w:w="1234"/>
+            <w:tcW w:type="dxa" w:w="1080"/>
           </w:tcPr>
           <w:p>
             <w:r>
@@ -2235,7 +2577,7 @@
         </w:tc>
         <w:tc>
           <w:tcPr>
-            <w:tcW w:type="dxa" w:w="1234"/>
+            <w:tcW w:type="dxa" w:w="1080"/>
           </w:tcPr>
           <w:p>
             <w:r>
@@ -2245,7 +2587,7 @@
         </w:tc>
         <w:tc>
           <w:tcPr>
-            <w:tcW w:type="dxa" w:w="1234"/>
+            <w:tcW w:type="dxa" w:w="1080"/>
           </w:tcPr>
           <w:p>
             <w:r>
@@ -2257,7 +2599,7 @@
       <w:tr>
         <w:tc>
           <w:tcPr>
-            <w:tcW w:type="dxa" w:w="1234"/>
+            <w:tcW w:type="dxa" w:w="1080"/>
           </w:tcPr>
           <w:p>
             <w:r>
@@ -2267,7 +2609,17 @@
         </w:tc>
         <w:tc>
           <w:tcPr>
-            <w:tcW w:type="dxa" w:w="1234"/>
+            <w:tcW w:type="dxa" w:w="1080"/>
+          </w:tcPr>
+          <w:p>
+            <w:r>
+              <w:t>用分层处理释放现金，降低库存现金周转失衡的主导性。</w:t>
+            </w:r>
+          </w:p>
+        </w:tc>
+        <w:tc>
+          <w:tcPr>
+            <w:tcW w:type="dxa" w:w="1080"/>
           </w:tcPr>
           <w:p>
             <w:r>
@@ -2277,7 +2629,7 @@
         </w:tc>
         <w:tc>
           <w:tcPr>
-            <w:tcW w:type="dxa" w:w="1234"/>
+            <w:tcW w:type="dxa" w:w="1080"/>
           </w:tcPr>
           <w:p>
             <w:r>
@@ -2287,7 +2639,7 @@
         </w:tc>
         <w:tc>
           <w:tcPr>
-            <w:tcW w:type="dxa" w:w="1234"/>
+            <w:tcW w:type="dxa" w:w="1080"/>
           </w:tcPr>
           <w:p>
             <w:r>
@@ -2297,7 +2649,7 @@
         </w:tc>
         <w:tc>
           <w:tcPr>
-            <w:tcW w:type="dxa" w:w="1234"/>
+            <w:tcW w:type="dxa" w:w="1080"/>
           </w:tcPr>
           <w:p>
             <w:r>
@@ -2307,7 +2659,7 @@
         </w:tc>
         <w:tc>
           <w:tcPr>
-            <w:tcW w:type="dxa" w:w="1234"/>
+            <w:tcW w:type="dxa" w:w="1080"/>
           </w:tcPr>
           <w:p>
             <w:r>
@@ -2317,7 +2669,7 @@
         </w:tc>
         <w:tc>
           <w:tcPr>
-            <w:tcW w:type="dxa" w:w="1234"/>
+            <w:tcW w:type="dxa" w:w="1080"/>
           </w:tcPr>
           <w:p>
             <w:r>
